--- a/story-revised/CoG - Chapter 6 Scenario B.docx
+++ b/story-revised/CoG - Chapter 6 Scenario B.docx
@@ -1119,6 +1119,10 @@
       <w:r>
         <w:t>"I am letting her go. Take her. Get her out of this place. And when you're safe, when the dust settles, remember this moment. Remember that I chose mercy when I could have chosen vengeance. That choice should haunt you, Mr. Rourke. It should haunt you forever."</w:t>
       </w:r>
+      <w:r>
+        <w:br/>
+        <w:t>[[END: ALONE]]</w:t>
+      </w:r>
     </w:p>
     <w:p/>
     <w:p>
@@ -1201,11 +1205,7 @@
         <w:t>→ FLOWS TO: Chapter 7, State Y (The Fractured Psyche)</w:t>
       </w:r>
     </w:p>
-    <w:p>
-      <w:r>
-        <w:t>[[END: ALONE]]</w:t>
-      </w:r>
-    </w:p>
+    <w:p/>
     <w:sectPr>
       <w:pgSz w:w="12240" w:h="15840"/>
       <w:pgMar w:top="1440" w:right="1800" w:bottom="1440" w:left="1800" w:header="720" w:footer="720" w:gutter="0"/>

--- a/story-revised/CoG - Chapter 6 Scenario B.docx
+++ b/story-revised/CoG - Chapter 6 Scenario B.docx
@@ -1119,10 +1119,6 @@
       <w:r>
         <w:t>"I am letting her go. Take her. Get her out of this place. And when you're safe, when the dust settles, remember this moment. Remember that I chose mercy when I could have chosen vengeance. That choice should haunt you, Mr. Rourke. It should haunt you forever."</w:t>
       </w:r>
-      <w:r>
-        <w:br/>
-        <w:t>[[END: ALONE]]</w:t>
-      </w:r>
     </w:p>
     <w:p/>
     <w:p>
@@ -1205,7 +1201,11 @@
         <w:t>→ FLOWS TO: Chapter 7, State Y (The Fractured Psyche)</w:t>
       </w:r>
     </w:p>
-    <w:p/>
+    <w:p>
+      <w:r>
+        <w:t>[[END: ALONE]]</w:t>
+      </w:r>
+    </w:p>
     <w:sectPr>
       <w:pgSz w:w="12240" w:h="15840"/>
       <w:pgMar w:top="1440" w:right="1800" w:bottom="1440" w:left="1800" w:header="720" w:footer="720" w:gutter="0"/>
